--- a/Training Materials/15. React with Redux/Hands On Assignments/Redux Toolkit Assignment 4.docx
+++ b/Training Materials/15. React with Redux/Hands On Assignments/Redux Toolkit Assignment 4.docx
@@ -74,6 +74,14 @@
     </w:p>
     <w:sdt>
       <w:sdtPr>
+        <w:rPr>
+          <w:rFonts w:asciiTheme="minorHAnsi" w:eastAsiaTheme="minorEastAsia" w:hAnsiTheme="minorHAnsi" w:cstheme="minorBidi"/>
+          <w:b w:val="0"/>
+          <w:bCs w:val="0"/>
+          <w:color w:val="auto"/>
+          <w:sz w:val="22"/>
+          <w:szCs w:val="22"/>
+        </w:rPr>
         <w:id w:val="-611360895"/>
         <w:docPartObj>
           <w:docPartGallery w:val="Table of Contents"/>
@@ -82,11 +90,7 @@
       </w:sdtPr>
       <w:sdtEndPr>
         <w:rPr>
-          <w:rFonts w:asciiTheme="minorHAnsi" w:eastAsiaTheme="minorEastAsia" w:hAnsiTheme="minorHAnsi" w:cstheme="minorBidi"/>
           <w:noProof/>
-          <w:color w:val="auto"/>
-          <w:sz w:val="22"/>
-          <w:szCs w:val="22"/>
         </w:rPr>
       </w:sdtEndPr>
       <w:sdtContent>
@@ -1156,14 +1160,24 @@
         <w:t xml:space="preserve">Validate Assignment 3 (the RTK Query refactor) by writing tests with Vitest. Following the </w:t>
       </w:r>
       <w:r>
-        <w:t xml:space="preserve">Hands On </w:t>
+        <w:t xml:space="preserve">Hands </w:t>
       </w:r>
+      <w:proofErr w:type="gramStart"/>
+      <w:r>
+        <w:t>On</w:t>
+      </w:r>
+      <w:proofErr w:type="gramEnd"/>
+      <w:r>
+        <w:t xml:space="preserve"> </w:t>
+      </w:r>
+      <w:proofErr w:type="gramStart"/>
       <w:r>
         <w:t xml:space="preserve">Lab </w:t>
       </w:r>
       <w:r>
         <w:t>,</w:t>
       </w:r>
+      <w:proofErr w:type="gramEnd"/>
       <w:r>
         <w:t xml:space="preserve"> you will unit‑test reducers, action creators, and a pure selector/derivation function (query + region intersection). </w:t>
       </w:r>
@@ -1326,7 +1340,15 @@
         <w:pStyle w:val="ListBullet"/>
       </w:pPr>
       <w:r>
-        <w:t>setQuery: updates only filters.query; region remains unchanged.</w:t>
+        <w:t xml:space="preserve">setQuery: updates only </w:t>
+      </w:r>
+      <w:proofErr w:type="gramStart"/>
+      <w:r>
+        <w:t>filters.query</w:t>
+      </w:r>
+      <w:proofErr w:type="gramEnd"/>
+      <w:r>
+        <w:t>; region remains unchanged.</w:t>
       </w:r>
     </w:p>
     <w:p>
@@ -1334,7 +1356,15 @@
         <w:pStyle w:val="ListBullet"/>
       </w:pPr>
       <w:r>
-        <w:t>setRegion: updates only filters.region; query remains unchanged.</w:t>
+        <w:t xml:space="preserve">setRegion: updates only </w:t>
+      </w:r>
+      <w:proofErr w:type="gramStart"/>
+      <w:r>
+        <w:t>filters.region</w:t>
+      </w:r>
+      <w:proofErr w:type="gramEnd"/>
+      <w:r>
+        <w:t>; query remains unchanged.</w:t>
       </w:r>
     </w:p>
     <w:p>
@@ -1342,7 +1372,15 @@
         <w:pStyle w:val="ListBullet"/>
       </w:pPr>
       <w:r>
-        <w:t>Unknown Action: returns current state without unintended changes.</w:t>
+        <w:t xml:space="preserve">Unknown Action: </w:t>
+      </w:r>
+      <w:proofErr w:type="gramStart"/>
+      <w:r>
+        <w:t>returns</w:t>
+      </w:r>
+      <w:proofErr w:type="gramEnd"/>
+      <w:r>
+        <w:t xml:space="preserve"> current state without unintended changes.</w:t>
       </w:r>
     </w:p>
     <w:p>
@@ -1365,7 +1403,31 @@
     </w:p>
     <w:p>
       <w:r>
-        <w:t>Extract the in‑component filtering logic used in Assignment 3 into a pure function (e.g., filterCountries(list, { query, region })). Test it without rendering React.</w:t>
+        <w:t xml:space="preserve">Extract the in‑component filtering logic used in Assignment 3 into a pure function (e.g., </w:t>
+      </w:r>
+      <w:proofErr w:type="gramStart"/>
+      <w:r>
+        <w:t>filterCountries(</w:t>
+      </w:r>
+      <w:proofErr w:type="gramEnd"/>
+      <w:r>
+        <w:t xml:space="preserve">list, </w:t>
+      </w:r>
+      <w:proofErr w:type="gramStart"/>
+      <w:r>
+        <w:t>{ query</w:t>
+      </w:r>
+      <w:proofErr w:type="gramEnd"/>
+      <w:r>
+        <w:t xml:space="preserve">, </w:t>
+      </w:r>
+      <w:proofErr w:type="gramStart"/>
+      <w:r>
+        <w:t>region }</w:t>
+      </w:r>
+      <w:proofErr w:type="gramEnd"/>
+      <w:r>
+        <w:t>)). Test it without rendering React.</w:t>
       </w:r>
     </w:p>
     <w:p>
@@ -1381,15 +1443,36 @@
         <w:pStyle w:val="ListBullet"/>
       </w:pPr>
       <w:r>
-        <w:t>Case‑insensitive query match by name.common.</w:t>
+        <w:t xml:space="preserve">Case‑insensitive query match by </w:t>
+      </w:r>
+      <w:proofErr w:type="gramStart"/>
+      <w:r>
+        <w:t>name.common</w:t>
+      </w:r>
+      <w:proofErr w:type="gramEnd"/>
+      <w:r>
+        <w:t>.</w:t>
       </w:r>
     </w:p>
     <w:p>
       <w:pPr>
         <w:pStyle w:val="ListBullet"/>
       </w:pPr>
+      <w:proofErr w:type="gramStart"/>
       <w:r>
-        <w:t>Region‑only filter works.</w:t>
+        <w:t>Region‑only</w:t>
+      </w:r>
+      <w:proofErr w:type="gramEnd"/>
+      <w:r>
+        <w:t xml:space="preserve"> filter </w:t>
+      </w:r>
+      <w:proofErr w:type="gramStart"/>
+      <w:r>
+        <w:t>works</w:t>
+      </w:r>
+      <w:proofErr w:type="gramEnd"/>
+      <w:r>
+        <w:t>.</w:t>
       </w:r>
     </w:p>
     <w:p>
@@ -1420,7 +1503,15 @@
     </w:p>
     <w:p>
       <w:r>
-        <w:t>Create a real configureStore with countriesApi.reducer and middleware, and mock the network using MSW (Mock Service Worker). Dispatch getCountries.initiate() and assert fulfilled status and data shape, without making real HTTP calls.</w:t>
+        <w:t xml:space="preserve">Create a real configureStore with countriesApi.reducer and </w:t>
+      </w:r>
+      <w:proofErr w:type="gramStart"/>
+      <w:r>
+        <w:t>middleware, and</w:t>
+      </w:r>
+      <w:proofErr w:type="gramEnd"/>
+      <w:r>
+        <w:t xml:space="preserve"> mock the network using MSW (Mock Service Worker). Dispatch getCountries.initiate() and assert fulfilled status and data shape, without making real HTTP calls.</w:t>
       </w:r>
     </w:p>
     <w:p>
@@ -1446,7 +1537,15 @@
         <w:pStyle w:val="ListBullet"/>
       </w:pPr>
       <w:r>
-        <w:t>TypeScript only – no any; keep types explicit.</w:t>
+        <w:t xml:space="preserve">TypeScript only – </w:t>
+      </w:r>
+      <w:proofErr w:type="gramStart"/>
+      <w:r>
+        <w:t>no any</w:t>
+      </w:r>
+      <w:proofErr w:type="gramEnd"/>
+      <w:r>
+        <w:t>; keep types explicit.</w:t>
       </w:r>
     </w:p>
     <w:p>
@@ -1462,7 +1561,15 @@
         <w:pStyle w:val="ListBullet"/>
       </w:pPr>
       <w:r>
-        <w:t>Deterministic and fast tests; clear describe/it naming and small assertions.</w:t>
+        <w:t xml:space="preserve">Deterministic and fast tests; </w:t>
+      </w:r>
+      <w:proofErr w:type="gramStart"/>
+      <w:r>
+        <w:t>clear</w:t>
+      </w:r>
+      <w:proofErr w:type="gramEnd"/>
+      <w:r>
+        <w:t xml:space="preserve"> describe/it naming and small assertions.</w:t>
       </w:r>
     </w:p>
     <w:p>
@@ -1545,7 +1652,23 @@
           <w:sz w:val="20"/>
         </w:rPr>
         <w:br/>
-        <w:t xml:space="preserve">      selectors.spec.ts           &lt;-- selector tests</w:t>
+        <w:t xml:space="preserve">      </w:t>
+      </w:r>
+      <w:proofErr w:type="gramStart"/>
+      <w:r>
+        <w:rPr>
+          <w:rFonts w:ascii="Consolas" w:hAnsi="Consolas"/>
+          <w:sz w:val="20"/>
+        </w:rPr>
+        <w:t>selectors.spec</w:t>
+      </w:r>
+      <w:proofErr w:type="gramEnd"/>
+      <w:r>
+        <w:rPr>
+          <w:rFonts w:ascii="Consolas" w:hAnsi="Consolas"/>
+          <w:sz w:val="20"/>
+        </w:rPr>
+        <w:t>.ts           &lt;-- selector tests</w:t>
       </w:r>
       <w:r>
         <w:rPr>
@@ -1576,7 +1699,23 @@
           <w:sz w:val="20"/>
         </w:rPr>
         <w:br/>
-        <w:t xml:space="preserve">    countriesApi.integration.spec.ts   &lt;-- optional integration (MSW)</w:t>
+        <w:t xml:space="preserve">    </w:t>
+      </w:r>
+      <w:proofErr w:type="gramStart"/>
+      <w:r>
+        <w:rPr>
+          <w:rFonts w:ascii="Consolas" w:hAnsi="Consolas"/>
+          <w:sz w:val="20"/>
+        </w:rPr>
+        <w:t>countriesApi.integration.spec</w:t>
+      </w:r>
+      <w:proofErr w:type="gramEnd"/>
+      <w:r>
+        <w:rPr>
+          <w:rFonts w:ascii="Consolas" w:hAnsi="Consolas"/>
+          <w:sz w:val="20"/>
+        </w:rPr>
+        <w:t>.ts   &lt;-- optional integration (MSW)</w:t>
       </w:r>
       <w:r>
         <w:rPr>
@@ -1613,8 +1752,13 @@
       <w:bookmarkEnd w:id="9"/>
     </w:p>
     <w:p>
+      <w:proofErr w:type="gramStart"/>
       <w:r>
-        <w:t>Install:</w:t>
+        <w:t>Install</w:t>
+      </w:r>
+      <w:proofErr w:type="gramEnd"/>
+      <w:r>
+        <w:t>:</w:t>
       </w:r>
     </w:p>
     <w:p>
@@ -1697,7 +1841,23 @@
         <w:pStyle w:val="ListBullet"/>
       </w:pPr>
       <w:r>
-        <w:t>UI Slice: initial state matches spec; setQuery/setRegion behave correctly; unknown action preserves state; action creators have correct type/payload.</w:t>
+        <w:t xml:space="preserve">UI Slice: initial state </w:t>
+      </w:r>
+      <w:proofErr w:type="gramStart"/>
+      <w:r>
+        <w:t>matches</w:t>
+      </w:r>
+      <w:proofErr w:type="gramEnd"/>
+      <w:r>
+        <w:t xml:space="preserve"> spec; setQuery/setRegion behave correctly; unknown action preserves state; action creators have </w:t>
+      </w:r>
+      <w:proofErr w:type="gramStart"/>
+      <w:r>
+        <w:t>correct</w:t>
+      </w:r>
+      <w:proofErr w:type="gramEnd"/>
+      <w:r>
+        <w:t xml:space="preserve"> type/payload.</w:t>
       </w:r>
     </w:p>
     <w:p>
@@ -1755,10 +1915,7 @@
         <w:pStyle w:val="ListBullet"/>
       </w:pPr>
       <w:r>
-        <w:t>S</w:t>
-      </w:r>
-      <w:r>
-        <w:t>creenshot of passing tests in terminal.</w:t>
+        <w:t>Screenshot of passing tests in terminal.</w:t>
       </w:r>
     </w:p>
     <w:p>
@@ -1803,6 +1960,9 @@
     </w:p>
     <w:p>
       <w:r>
+        <w:rPr>
+          <w:noProof/>
+        </w:rPr>
         <w:drawing>
           <wp:inline distT="0" distB="0" distL="0" distR="0" wp14:anchorId="4E254D76" wp14:editId="3E7E2DDB">
             <wp:extent cx="5486400" cy="1390650"/>
